--- a/行銷/森林風呂御神籤/報告/範例_假資料400份_10題版.docx
+++ b/行銷/森林風呂御神籤/報告/範例_假資料400份_10題版.docx
@@ -12968,7 +12968,7 @@
           <w:sz w:val="21"/>
           <w:szCs w:val="21"/>
         </w:rPr>
-        <w:t xml:space="preserve">報告製作:Eileen 問卷設計 0975-328-779</w:t>
+        <w:t xml:space="preserve">報告製作:舞荳問卷設計 0975-328-779</w:t>
       </w:r>
     </w:p>
     <w:sectPr>
